--- a/SistemBeritaAcara.Web/wwwroot/files/documents/ba-4-draft.docx
+++ b/SistemBeritaAcara.Web/wwwroot/files/documents/ba-4-draft.docx
@@ -373,7 +373,7 @@
                       <w:sz w:val="18"/>
                       <w:szCs w:val="18"/>
                     </w:rPr>
-                    <w:t>06 Juli 2026</w:t>
+                    <w:t>08 Juli 2026</w:t>
                   </w:r>
                 </w:p>
               </w:tc>
@@ -501,7 +501,7 @@
                       <w:sz w:val="18"/>
                       <w:szCs w:val="18"/>
                     </w:rPr>
-                    <w:t>IT Sumbagsel</w:t>
+                    <w:t>Corporate Sales Sumbagsel</w:t>
                   </w:r>
                 </w:p>
               </w:tc>
@@ -527,7 +527,7 @@
           <w:bCs/>
           <w:u w:val="single"/>
         </w:rPr>
-        <w:t xml:space="preserve">BERITA ACARA ALOKASI BARANG</w:t>
+        <w:t xml:space="preserve">BERITA ACARA </w:t>
       </w:r>
       <w:r>
         <w:rPr>
@@ -535,7 +535,7 @@
           <w:bCs/>
           <w:u w:val="single"/>
         </w:rPr>
-        <w:t/>
+        <w:t>PEMINJAMAN</w:t>
       </w:r>
       <w:r>
         <w:rPr>
@@ -543,7 +543,7 @@
           <w:bCs/>
           <w:u w:val="single"/>
         </w:rPr>
-        <w:t xml:space="preserve"/>
+        <w:t xml:space="preserve"> BARANG</w:t>
       </w:r>
     </w:p>
     <w:p/>
@@ -586,7 +586,7 @@
                 <w:sz w:val="18"/>
                 <w:szCs w:val="18"/>
               </w:rPr>
-              <w:t xml:space="preserve">Nama </w:t>
+              <w:t xml:space="preserve">Nama Pengguna/Penanggung Jawab</w:t>
             </w:r>
             <w:proofErr w:type="spellStart"/>
             <w:r>
@@ -594,7 +594,7 @@
                 <w:sz w:val="18"/>
                 <w:szCs w:val="18"/>
               </w:rPr>
-              <w:t>Penanggung</w:t>
+              <w:t/>
             </w:r>
             <w:proofErr w:type="spellEnd"/>
             <w:r>
@@ -602,7 +602,7 @@
                 <w:sz w:val="18"/>
                 <w:szCs w:val="18"/>
               </w:rPr>
-              <w:t xml:space="preserve"> Jawab</w:t>
+              <w:t xml:space="preserve"/>
             </w:r>
           </w:p>
         </w:tc>
@@ -655,7 +655,7 @@
                 <w:sz w:val="18"/>
                 <w:szCs w:val="18"/>
               </w:rPr>
-              <w:t>Romi Aprilian Mustafa</w:t>
+              <w:t>iuyf / Bruce Wayne</w:t>
             </w:r>
             <w:proofErr w:type="spellStart"/>
             <w:r>
@@ -753,7 +753,7 @@
                 <w:sz w:val="18"/>
                 <w:szCs w:val="18"/>
               </w:rPr>
-              <w:t>123456</w:t>
+              <w:t>223456</w:t>
             </w:r>
             <w:proofErr w:type="spellStart"/>
             <w:r>
@@ -853,7 +853,7 @@
                 <w:sz w:val="18"/>
                 <w:szCs w:val="18"/>
               </w:rPr>
-              <w:t>Jr Officer I Operation Delivery</w:t>
+              <w:t>SBM Industry I</w:t>
             </w:r>
             <w:proofErr w:type="spellStart"/>
             <w:r>
@@ -969,7 +969,7 @@
                 <w:sz w:val="18"/>
                 <w:szCs w:val="18"/>
               </w:rPr>
-              <w:t>IT Sumbagsel</w:t>
+              <w:t>Corporate Sales Sumbagsel</w:t>
             </w:r>
             <w:proofErr w:type="spellStart"/>
             <w:r>
@@ -1067,7 +1067,7 @@
                 <w:sz w:val="18"/>
                 <w:szCs w:val="18"/>
               </w:rPr>
-              <w:t>IT Sumbagsel</w:t>
+              <w:t>Corporate Sales Sumbagsel</w:t>
             </w:r>
             <w:proofErr w:type="spellStart"/>
             <w:r>
@@ -1165,7 +1165,7 @@
                 <w:sz w:val="18"/>
                 <w:szCs w:val="18"/>
               </w:rPr>
-              <w:t>romiaprilian7406@gmail.com</w:t>
+              <w:t>ggyur21887@gmail.com</w:t>
             </w:r>
             <w:proofErr w:type="spellStart"/>
             <w:r>
@@ -1272,7 +1272,7 @@
                 <w:sz w:val="18"/>
                 <w:szCs w:val="18"/>
               </w:rPr>
-              <w:t>1</w:t>
+              <w:t>2</w:t>
             </w:r>
             <w:proofErr w:type="spellStart"/>
             <w:r>
@@ -1416,7 +1416,7 @@
           <w:sz w:val="18"/>
           <w:szCs w:val="18"/>
         </w:rPr>
-        <w:t xml:space="preserve">Pada hari ini Senin Tanggal 6 Juli 2026 telah diserahterimakan perangkat dengan spesifikasi serta syarat-syarat dan ketentuan sebagai berikut:</w:t>
+        <w:t xml:space="preserve">Pada hari ini Rabu Tanggal 8 Juli 2026 telah diserahterimakan perangkat dengan spesifikasi serta syarat-syarat dan ketentuan sebagai berikut:</w:t>
       </w:r>
       <w:proofErr w:type="spellStart"/>
       <w:r>
@@ -1848,7 +1848,7 @@
           <w:u w:val="single"/>
           <w:lang w:val="nb-NO"/>
         </w:rPr>
-        <w:t>Jenis Perangkat Keras: Router, Switch</w:t>
+        <w:t>Jenis Perangkat Keras: Router</w:t>
       </w:r>
       <w:r>
         <w:rPr>
@@ -2495,170 +2495,6 @@
         </w:tc>
       </w:tr>
       <w:tr>
-        <w:tc>
-          <w:tcPr>
-            <w:tcW w:w="805" w:type="dxa"/>
-          </w:tcPr>
-          <w:p>
-            <w:pPr>
-              <w:pStyle w:val="ListParagraph"/>
-              <w:ind w:left="0"/>
-              <w:jc w:val="center"/>
-              <w:rPr>
-                <w:noProof/>
-                <w:sz w:val="18"/>
-                <w:szCs w:val="18"/>
-                <w:lang w:val="nb-NO"/>
-              </w:rPr>
-            </w:pPr>
-            <w:r>
-              <w:rPr>
-                <w:noProof/>
-                <w:sz w:val="18"/>
-                <w:szCs w:val="18"/>
-                <w:lang w:val="nb-NO"/>
-              </w:rPr>
-              <w:t>2</w:t>
-            </w:r>
-          </w:p>
-        </w:tc>
-        <w:tc>
-          <w:tcPr>
-            <w:tcW w:w="1080" w:type="dxa"/>
-          </w:tcPr>
-          <w:p>
-            <w:pPr>
-              <w:pStyle w:val="ListParagraph"/>
-              <w:ind w:left="0"/>
-              <w:jc w:val="center"/>
-              <w:rPr>
-                <w:noProof/>
-                <w:sz w:val="18"/>
-                <w:szCs w:val="18"/>
-                <w:lang w:val="nb-NO"/>
-              </w:rPr>
-            </w:pPr>
-            <w:r>
-              <w:rPr>
-                <w:noProof/>
-                <w:sz w:val="18"/>
-                <w:szCs w:val="18"/>
-                <w:lang w:val="nb-NO"/>
-              </w:rPr>
-              <w:t>1</w:t>
-            </w:r>
-          </w:p>
-        </w:tc>
-        <w:tc>
-          <w:tcPr>
-            <w:tcW w:w="990" w:type="dxa"/>
-          </w:tcPr>
-          <w:p>
-            <w:pPr>
-              <w:pStyle w:val="ListParagraph"/>
-              <w:ind w:left="0"/>
-              <w:jc w:val="center"/>
-              <w:rPr>
-                <w:noProof/>
-                <w:sz w:val="18"/>
-                <w:szCs w:val="18"/>
-                <w:lang w:val="nb-NO"/>
-              </w:rPr>
-            </w:pPr>
-            <w:r>
-              <w:rPr>
-                <w:noProof/>
-                <w:sz w:val="18"/>
-                <w:szCs w:val="18"/>
-                <w:lang w:val="nb-NO"/>
-              </w:rPr>
-              <w:t>Satu</w:t>
-            </w:r>
-          </w:p>
-        </w:tc>
-        <w:tc>
-          <w:tcPr>
-            <w:tcW w:w="1170" w:type="dxa"/>
-          </w:tcPr>
-          <w:p>
-            <w:pPr>
-              <w:pStyle w:val="ListParagraph"/>
-              <w:ind w:left="0"/>
-              <w:jc w:val="center"/>
-              <w:rPr>
-                <w:noProof/>
-                <w:sz w:val="18"/>
-                <w:szCs w:val="18"/>
-                <w:lang w:val="nb-NO"/>
-              </w:rPr>
-            </w:pPr>
-            <w:r>
-              <w:rPr>
-                <w:noProof/>
-                <w:sz w:val="18"/>
-                <w:szCs w:val="18"/>
-                <w:lang w:val="nb-NO"/>
-              </w:rPr>
-              <w:t>Pcs</w:t>
-            </w:r>
-          </w:p>
-        </w:tc>
-        <w:tc>
-          <w:tcPr>
-            <w:tcW w:w="2250" w:type="dxa"/>
-          </w:tcPr>
-          <w:p>
-            <w:pPr>
-              <w:pStyle w:val="ListParagraph"/>
-              <w:ind w:left="0"/>
-              <w:jc w:val="center"/>
-              <w:rPr>
-                <w:noProof/>
-                <w:sz w:val="18"/>
-                <w:szCs w:val="18"/>
-                <w:lang w:val="nb-NO"/>
-              </w:rPr>
-            </w:pPr>
-            <w:r>
-              <w:rPr>
-                <w:noProof/>
-                <w:sz w:val="18"/>
-                <w:szCs w:val="18"/>
-                <w:lang w:val="nb-NO"/>
-              </w:rPr>
-              <w:t>-</w:t>
-            </w:r>
-          </w:p>
-        </w:tc>
-        <w:tc>
-          <w:tcPr>
-            <w:tcW w:w="2973" w:type="dxa"/>
-          </w:tcPr>
-          <w:p>
-            <w:pPr>
-              <w:pStyle w:val="ListParagraph"/>
-              <w:ind w:left="0"/>
-              <w:jc w:val="center"/>
-              <w:rPr>
-                <w:noProof/>
-                <w:sz w:val="18"/>
-                <w:szCs w:val="18"/>
-                <w:lang w:val="nb-NO"/>
-              </w:rPr>
-            </w:pPr>
-            <w:r>
-              <w:rPr>
-                <w:noProof/>
-                <w:sz w:val="18"/>
-                <w:szCs w:val="18"/>
-                <w:lang w:val="nb-NO"/>
-              </w:rPr>
-              <w:t>-</w:t>
-            </w:r>
-          </w:p>
-        </w:tc>
-      </w:tr>
-      <w:tr>
         <w:trPr>
           <w:trHeight w:val="470"/>
         </w:trPr>
@@ -2685,7 +2521,25 @@
                 <w:szCs w:val="18"/>
                 <w:lang w:val="nb-NO"/>
               </w:rPr>
-              <w:t>Catatan: Perangkat IT ini dialokasikan berdasarkan</w:t>
+              <w:t>Catatan: Perangkat IT ini di</w:t>
+            </w:r>
+            <w:r>
+              <w:rPr>
+                <w:noProof/>
+                <w:sz w:val="18"/>
+                <w:szCs w:val="18"/>
+                <w:lang w:val="nb-NO"/>
+              </w:rPr>
+              <w:t>pinjamkan</w:t>
+            </w:r>
+            <w:r>
+              <w:rPr>
+                <w:noProof/>
+                <w:sz w:val="18"/>
+                <w:szCs w:val="18"/>
+                <w:lang w:val="nb-NO"/>
+              </w:rPr>
+              <w:t xml:space="preserve"> berdasarkan</w:t>
             </w:r>
           </w:p>
           <w:p>
@@ -2697,6 +2551,9 @@
                 <w:sz w:val="18"/>
                 <w:szCs w:val="18"/>
               </w:rPr>
+              <w:tabs>
+                <w:tab w:val="right" w:pos="9160"/>
+              </w:tabs>
             </w:pPr>
             <w:r>
               <w:rPr>
@@ -2704,7 +2561,31 @@
                 <w:sz w:val="18"/>
                 <w:szCs w:val="18"/>
               </w:rPr>
-              <w:t>Tiket di My SSC NO. -</w:t>
+              <w:t>Nota Dinas/Tiket di My SSC No. -</w:t>
+            </w:r>
+            <w:r>
+              <w:rPr>
+                <w:noProof/>
+                <w:sz w:val="18"/>
+                <w:szCs w:val="18"/>
+              </w:rPr>
+              <w:tab/>
+            </w:r>
+            <w:r>
+              <w:rPr>
+                <w:noProof/>
+                <w:sz w:val="18"/>
+                <w:szCs w:val="18"/>
+              </w:rPr>
+              <w:t>Tanggal pengembalian: 10 Juli 2026</w:t>
+            </w:r>
+            <w:r>
+              <w:rPr>
+                <w:noProof/>
+                <w:sz w:val="18"/>
+                <w:szCs w:val="18"/>
+              </w:rPr>
+              <w:t xml:space="preserve"/>
             </w:r>
           </w:p>
         </w:tc>
@@ -3756,8 +3637,6 @@
         <w:ind w:left="360"/>
         <w:jc w:val="both"/>
         <w:rPr>
-          <w:sz w:val="18"/>
-          <w:szCs w:val="18"/>
           <w:lang w:val="nb-NO"/>
         </w:rPr>
       </w:pPr>
@@ -3841,7 +3720,7 @@
           <w:szCs w:val="18"/>
           <w:lang w:val="nb-NO"/>
         </w:rPr>
-        <w:t xml:space="preserve">Kami sebagai </w:t>
+        <w:t>Kami sebagai penerima/</w:t>
       </w:r>
       <w:r>
         <w:rPr>
@@ -3859,7 +3738,7 @@
           <w:szCs w:val="18"/>
           <w:lang w:val="nb-NO"/>
         </w:rPr>
-        <w:t>enerima/</w:t>
+        <w:t xml:space="preserve">enanggung </w:t>
       </w:r>
       <w:r>
         <w:rPr>
@@ -3868,7 +3747,7 @@
           <w:szCs w:val="18"/>
           <w:lang w:val="nb-NO"/>
         </w:rPr>
-        <w:t>p</w:t>
+        <w:t>j</w:t>
       </w:r>
       <w:r>
         <w:rPr>
@@ -3877,43 +3756,7 @@
           <w:szCs w:val="18"/>
           <w:lang w:val="nb-NO"/>
         </w:rPr>
-        <w:t xml:space="preserve">enanggung </w:t>
-      </w:r>
-      <w:r>
-        <w:rPr>
-          <w:bCs/>
-          <w:sz w:val="18"/>
-          <w:szCs w:val="18"/>
-          <w:lang w:val="nb-NO"/>
-        </w:rPr>
-        <w:t>j</w:t>
-      </w:r>
-      <w:r>
-        <w:rPr>
-          <w:bCs/>
-          <w:sz w:val="18"/>
-          <w:szCs w:val="18"/>
-          <w:lang w:val="nb-NO"/>
-        </w:rPr>
-        <w:t>awab telah membaca, memahami, dan menerima semua ketentuan Perusahaa</w:t>
-      </w:r>
-      <w:r>
-        <w:rPr>
-          <w:bCs/>
-          <w:sz w:val="18"/>
-          <w:szCs w:val="18"/>
-          <w:lang w:val="nb-NO"/>
-        </w:rPr>
-        <w:t>n</w:t>
-      </w:r>
-      <w:r>
-        <w:rPr>
-          <w:bCs/>
-          <w:sz w:val="18"/>
-          <w:szCs w:val="18"/>
-          <w:lang w:val="nb-NO"/>
-        </w:rPr>
-        <w:t>.</w:t>
+        <w:t>awab telah membaca, memahami, dan menerima semua ketentuan Perusahaan.</w:t>
       </w:r>
     </w:p>
     <w:p>
@@ -4011,6 +3854,7 @@
             <w:pPr>
               <w:pStyle w:val="ListParagraph"/>
               <w:ind w:left="0"/>
+              <w:jc w:val="center"/>
               <w:rPr>
                 <w:noProof/>
                 <w:sz w:val="18"/>
@@ -4023,6 +3867,7 @@
             <w:pPr>
               <w:pStyle w:val="ListParagraph"/>
               <w:ind w:left="0"/>
+              <w:jc w:val="center"/>
               <w:rPr>
                 <w:noProof/>
                 <w:sz w:val="18"/>
@@ -4049,6 +3894,7 @@
             <w:pPr>
               <w:pStyle w:val="ListParagraph"/>
               <w:ind w:left="0"/>
+              <w:jc w:val="center"/>
               <w:rPr>
                 <w:noProof/>
                 <w:sz w:val="18"/>
@@ -4061,6 +3907,7 @@
             <w:pPr>
               <w:pStyle w:val="ListParagraph"/>
               <w:ind w:left="0"/>
+              <w:jc w:val="center"/>
               <w:rPr>
                 <w:noProof/>
                 <w:sz w:val="18"/>
@@ -4082,6 +3929,7 @@
             <w:pPr>
               <w:pStyle w:val="ListParagraph"/>
               <w:ind w:left="0"/>
+              <w:jc w:val="center"/>
               <w:rPr>
                 <w:noProof/>
                 <w:sz w:val="18"/>
@@ -4096,7 +3944,7 @@
                 <w:szCs w:val="18"/>
                 <w:lang w:val="nb-NO"/>
               </w:rPr>
-              <w:t>Inspector II Reliability</w:t>
+              <w:t>Jr Officer I Operation Delivery</w:t>
             </w:r>
             <w:r>
               <w:rPr>
@@ -4126,6 +3974,7 @@
             <w:pPr>
               <w:pStyle w:val="ListParagraph"/>
               <w:ind w:left="0"/>
+              <w:jc w:val="center"/>
               <w:rPr>
                 <w:noProof/>
                 <w:sz w:val="18"/>
@@ -4140,13 +3989,14 @@
                 <w:szCs w:val="18"/>
                 <w:lang w:val="nb-NO"/>
               </w:rPr>
-              <w:t>Palembang, 06 Juli 2026</w:t>
+              <w:t>Palembang, 08 Juli 2026</w:t>
             </w:r>
           </w:p>
           <w:p>
             <w:pPr>
               <w:pStyle w:val="ListParagraph"/>
               <w:ind w:left="0"/>
+              <w:jc w:val="center"/>
               <w:rPr>
                 <w:noProof/>
                 <w:sz w:val="18"/>
@@ -4168,6 +4018,7 @@
             <w:pPr>
               <w:pStyle w:val="ListParagraph"/>
               <w:ind w:left="0"/>
+              <w:jc w:val="center"/>
               <w:rPr>
                 <w:noProof/>
                 <w:sz w:val="18"/>
@@ -4187,14 +4038,14 @@
             <w:pPr>
               <w:ind w:left="0"/>
               <w:jc w:val="left"/>
-              <w:spacing w:after="300"/>
+              <w:spacing w:after="20"/>
             </w:pPr>
             <w:r>
               <w:drawing>
                 <wp:inline distT="0" distB="0" distL="0" distR="0">
-                  <wp:extent cx="1778000" cy="703288"/>
+                  <wp:extent cx="1778000" cy="879110"/>
                   <wp:effectExtent l="0" t="0" r="0" b="0"/>
-                  <wp:docPr id="23753" name="signature"/>
+                  <wp:docPr id="47829" name="signature"/>
                   <wp:cNvGraphicFramePr>
                     <a:graphicFrameLocks noChangeAspect="1"/>
                   </wp:cNvGraphicFramePr>
@@ -4202,11 +4053,11 @@
                     <a:graphicData uri="http://schemas.openxmlformats.org/drawingml/2006/picture">
                       <pic:pic>
                         <pic:nvPicPr>
-                          <pic:cNvPr id="23754" name="sig.png"/>
+                          <pic:cNvPr id="47830" name="sig.png"/>
                           <pic:cNvPicPr/>
                         </pic:nvPicPr>
                         <pic:blipFill>
-                          <a:blip r:embed="Rbd21a6b655064957"/>
+                          <a:blip r:embed="Raae9651e0199499c"/>
                           <a:stretch>
                             <a:fillRect/>
                           </a:stretch>
@@ -4214,7 +4065,7 @@
                         <pic:spPr>
                           <a:xfrm>
                             <a:off x="0" y="0"/>
-                            <a:ext cx="1778000" cy="703288"/>
+                            <a:ext cx="1778000" cy="879110"/>
                           </a:xfrm>
                           <a:prstGeom prst="rect">
                             <a:avLst/>
@@ -4231,6 +4082,7 @@
             <w:pPr>
               <w:pStyle w:val="ListParagraph"/>
               <w:ind w:left="0"/>
+              <w:jc w:val="center"/>
               <w:rPr>
                 <w:b/>
                 <w:bCs/>
@@ -4248,7 +4100,7 @@
                 <w:u w:val="single"/>
                 <w:lang w:val="nb-NO"/>
               </w:rPr>
-              <w:t>Bucky Barnes</w:t>
+              <w:t>daredevil</w:t>
             </w:r>
           </w:p>
         </w:tc>
@@ -4260,6 +4112,7 @@
             <w:pPr>
               <w:pStyle w:val="ListParagraph"/>
               <w:ind w:left="0"/>
+              <w:jc w:val="center"/>
               <w:rPr>
                 <w:sz w:val="18"/>
                 <w:szCs w:val="18"/>
@@ -4290,6 +4143,7 @@
             <w:pPr>
               <w:pStyle w:val="ListParagraph"/>
               <w:ind w:left="0"/>
+              <w:jc w:val="center"/>
               <w:rPr>
                 <w:b/>
                 <w:bCs/>
@@ -4307,7 +4161,7 @@
                 <w:u w:val="single"/>
                 <w:lang w:val="nb-NO"/>
               </w:rPr>
-              <w:t>Reed Richard</w:t>
+              <w:t>Romi Aprilian Mustafa</w:t>
             </w:r>
             <w:r>
               <w:rPr>
@@ -4337,6 +4191,7 @@
             <w:pPr>
               <w:pStyle w:val="ListParagraph"/>
               <w:ind w:left="0"/>
+              <w:jc w:val="center"/>
             </w:pPr>
             <w:r>
               <w:rPr>
@@ -4349,6 +4204,7 @@
             <w:pPr>
               <w:pStyle w:val="ListParagraph"/>
               <w:ind w:left="0"/>
+              <w:jc w:val="center"/>
               <w:rPr>
                 <w:b/>
                 <w:bCs/>
@@ -4366,7 +4222,7 @@
                 <w:u w:val="single"/>
                 <w:lang w:val="nb-NO"/>
               </w:rPr>
-              <w:t>Romi Aprilian Mustafa</w:t>
+              <w:t>Bruce Wayne</w:t>
             </w:r>
           </w:p>
         </w:tc>
@@ -4427,7 +4283,7 @@
                 <wp:inline distT="0" distB="0" distL="0" distR="0">
                   <wp:extent cx="1330960" cy="2208622"/>
                   <wp:effectExtent l="0" t="0" r="0" b="0"/>
-                  <wp:docPr id="131828" name="ba-4-photo-1-1783319504842.png"/>
+                  <wp:docPr id="62898" name="ba-4-photo-1-1783474856510.png"/>
                   <wp:cNvGraphicFramePr>
                     <a:graphicFrameLocks noChangeAspect="1"/>
                   </wp:cNvGraphicFramePr>
@@ -4435,11 +4291,11 @@
                     <a:graphicData uri="http://schemas.openxmlformats.org/drawingml/2006/picture">
                       <pic:pic>
                         <pic:nvPicPr>
-                          <pic:cNvPr id="131829" name="ba-4-photo-1-1783319504842.png"/>
+                          <pic:cNvPr id="62899" name="ba-4-photo-1-1783474856510.png"/>
                           <pic:cNvPicPr/>
                         </pic:nvPicPr>
                         <pic:blipFill>
-                          <a:blip r:embed="R22d1dbd95c6f4cb9"/>
+                          <a:blip r:embed="R484984dbc3b6401d"/>
                           <a:stretch>
                             <a:fillRect/>
                           </a:stretch>
@@ -4486,9 +4342,9 @@
             <w:r>
               <w:drawing>
                 <wp:inline distT="0" distB="0" distL="0" distR="0">
-                  <wp:extent cx="1330960" cy="1822575"/>
+                  <wp:extent cx="1330960" cy="1324923"/>
                   <wp:effectExtent l="0" t="0" r="0" b="0"/>
-                  <wp:docPr id="131830" name="ba-4-photo-2-1783319575201.jpeg"/>
+                  <wp:docPr id="62900" name="ba-4-photo-2-1783474856583.jpg"/>
                   <wp:cNvGraphicFramePr>
                     <a:graphicFrameLocks noChangeAspect="1"/>
                   </wp:cNvGraphicFramePr>
@@ -4496,11 +4352,11 @@
                     <a:graphicData uri="http://schemas.openxmlformats.org/drawingml/2006/picture">
                       <pic:pic>
                         <pic:nvPicPr>
-                          <pic:cNvPr id="131831" name="ba-4-photo-2-1783319575201.jpeg"/>
+                          <pic:cNvPr id="62901" name="ba-4-photo-2-1783474856583.jpg"/>
                           <pic:cNvPicPr/>
                         </pic:nvPicPr>
                         <pic:blipFill>
-                          <a:blip r:embed="Rab150fe52dd54c6b"/>
+                          <a:blip r:embed="R88de0d176e1f4d2d"/>
                           <a:stretch>
                             <a:fillRect/>
                           </a:stretch>
@@ -4508,7 +4364,7 @@
                         <pic:spPr>
                           <a:xfrm>
                             <a:off x="0" y="0"/>
-                            <a:ext cx="1330960" cy="1822575"/>
+                            <a:ext cx="1330960" cy="1324923"/>
                           </a:xfrm>
                           <a:prstGeom prst="rect">
                             <a:avLst/>
@@ -4547,9 +4403,9 @@
             <w:r>
               <w:drawing>
                 <wp:inline distT="0" distB="0" distL="0" distR="0">
-                  <wp:extent cx="1330960" cy="1663700"/>
+                  <wp:extent cx="1330960" cy="1330960"/>
                   <wp:effectExtent l="0" t="0" r="0" b="0"/>
-                  <wp:docPr id="131832" name="ba-4-photo-3-1783319575254.jpg"/>
+                  <wp:docPr id="62902" name="ba-4-photo-3-1783474856593.png"/>
                   <wp:cNvGraphicFramePr>
                     <a:graphicFrameLocks noChangeAspect="1"/>
                   </wp:cNvGraphicFramePr>
@@ -4557,11 +4413,11 @@
                     <a:graphicData uri="http://schemas.openxmlformats.org/drawingml/2006/picture">
                       <pic:pic>
                         <pic:nvPicPr>
-                          <pic:cNvPr id="131833" name="ba-4-photo-3-1783319575254.jpg"/>
+                          <pic:cNvPr id="62903" name="ba-4-photo-3-1783474856593.png"/>
                           <pic:cNvPicPr/>
                         </pic:nvPicPr>
                         <pic:blipFill>
-                          <a:blip r:embed="R8f24604dd8a4439e"/>
+                          <a:blip r:embed="R755a9777f99540b9"/>
                           <a:stretch>
                             <a:fillRect/>
                           </a:stretch>
@@ -4569,7 +4425,7 @@
                         <pic:spPr>
                           <a:xfrm>
                             <a:off x="0" y="0"/>
-                            <a:ext cx="1330960" cy="1663700"/>
+                            <a:ext cx="1330960" cy="1330960"/>
                           </a:xfrm>
                           <a:prstGeom prst="rect">
                             <a:avLst/>
@@ -4608,9 +4464,9 @@
             <w:r>
               <w:drawing>
                 <wp:inline distT="0" distB="0" distL="0" distR="0">
-                  <wp:extent cx="1330960" cy="1097311"/>
+                  <wp:extent cx="1330960" cy="1822575"/>
                   <wp:effectExtent l="0" t="0" r="0" b="0"/>
-                  <wp:docPr id="131834" name="ba-4-photo-4-1783319575419.jpeg"/>
+                  <wp:docPr id="62904" name="ba-4-photo-4-1783474856606.jpeg"/>
                   <wp:cNvGraphicFramePr>
                     <a:graphicFrameLocks noChangeAspect="1"/>
                   </wp:cNvGraphicFramePr>
@@ -4618,11 +4474,11 @@
                     <a:graphicData uri="http://schemas.openxmlformats.org/drawingml/2006/picture">
                       <pic:pic>
                         <pic:nvPicPr>
-                          <pic:cNvPr id="131835" name="ba-4-photo-4-1783319575419.jpeg"/>
+                          <pic:cNvPr id="62905" name="ba-4-photo-4-1783474856606.jpeg"/>
                           <pic:cNvPicPr/>
                         </pic:nvPicPr>
                         <pic:blipFill>
-                          <a:blip r:embed="Ra3430177f59b40c1"/>
+                          <a:blip r:embed="R779b590134264626"/>
                           <a:stretch>
                             <a:fillRect/>
                           </a:stretch>
@@ -4630,7 +4486,7 @@
                         <pic:spPr>
                           <a:xfrm>
                             <a:off x="0" y="0"/>
-                            <a:ext cx="1330960" cy="1097311"/>
+                            <a:ext cx="1330960" cy="1822575"/>
                           </a:xfrm>
                           <a:prstGeom prst="rect">
                             <a:avLst/>
@@ -4671,9 +4527,9 @@
             <w:r>
               <w:drawing>
                 <wp:inline distT="0" distB="0" distL="0" distR="0">
-                  <wp:extent cx="1330960" cy="748665"/>
+                  <wp:extent cx="1330960" cy="1663700"/>
                   <wp:effectExtent l="0" t="0" r="0" b="0"/>
-                  <wp:docPr id="131836" name="ba-4-photo-5-1783319575430.png"/>
+                  <wp:docPr id="62906" name="ba-4-photo-5-1783474856619.jpg"/>
                   <wp:cNvGraphicFramePr>
                     <a:graphicFrameLocks noChangeAspect="1"/>
                   </wp:cNvGraphicFramePr>
@@ -4681,11 +4537,11 @@
                     <a:graphicData uri="http://schemas.openxmlformats.org/drawingml/2006/picture">
                       <pic:pic>
                         <pic:nvPicPr>
-                          <pic:cNvPr id="131837" name="ba-4-photo-5-1783319575430.png"/>
+                          <pic:cNvPr id="62907" name="ba-4-photo-5-1783474856619.jpg"/>
                           <pic:cNvPicPr/>
                         </pic:nvPicPr>
                         <pic:blipFill>
-                          <a:blip r:embed="Rec121f50f29243e7"/>
+                          <a:blip r:embed="Rba324c6de13d46d0"/>
                           <a:stretch>
                             <a:fillRect/>
                           </a:stretch>
@@ -4693,7 +4549,7 @@
                         <pic:spPr>
                           <a:xfrm>
                             <a:off x="0" y="0"/>
-                            <a:ext cx="1330960" cy="748665"/>
+                            <a:ext cx="1330960" cy="1663700"/>
                           </a:xfrm>
                           <a:prstGeom prst="rect">
                             <a:avLst/>
@@ -4734,7 +4590,7 @@
                 <wp:inline distT="0" distB="0" distL="0" distR="0">
                   <wp:extent cx="1330960" cy="1523273"/>
                   <wp:effectExtent l="0" t="0" r="0" b="0"/>
-                  <wp:docPr id="131838" name="ba-4-photo-6-1783319575466.jpeg"/>
+                  <wp:docPr id="62908" name="ba-4-photo-6-1783474856757.jpeg"/>
                   <wp:cNvGraphicFramePr>
                     <a:graphicFrameLocks noChangeAspect="1"/>
                   </wp:cNvGraphicFramePr>
@@ -4742,11 +4598,11 @@
                     <a:graphicData uri="http://schemas.openxmlformats.org/drawingml/2006/picture">
                       <pic:pic>
                         <pic:nvPicPr>
-                          <pic:cNvPr id="131839" name="ba-4-photo-6-1783319575466.jpeg"/>
+                          <pic:cNvPr id="62909" name="ba-4-photo-6-1783474856757.jpeg"/>
                           <pic:cNvPicPr/>
                         </pic:nvPicPr>
                         <pic:blipFill>
-                          <a:blip r:embed="R2de9147f93fb41b9"/>
+                          <a:blip r:embed="R2d777005de114cef"/>
                           <a:stretch>
                             <a:fillRect/>
                           </a:stretch>
@@ -4793,9 +4649,9 @@
             <w:r>
               <w:drawing>
                 <wp:inline distT="0" distB="0" distL="0" distR="0">
-                  <wp:extent cx="1330960" cy="1478460"/>
+                  <wp:extent cx="1330960" cy="1918500"/>
                   <wp:effectExtent l="0" t="0" r="0" b="0"/>
-                  <wp:docPr id="131840" name="ba-4-photo-7-1783319575483.jpeg"/>
+                  <wp:docPr id="62910" name="ba-4-photo-7-1783474856769.jpeg"/>
                   <wp:cNvGraphicFramePr>
                     <a:graphicFrameLocks noChangeAspect="1"/>
                   </wp:cNvGraphicFramePr>
@@ -4803,11 +4659,72 @@
                     <a:graphicData uri="http://schemas.openxmlformats.org/drawingml/2006/picture">
                       <pic:pic>
                         <pic:nvPicPr>
-                          <pic:cNvPr id="131841" name="ba-4-photo-7-1783319575483.jpeg"/>
+                          <pic:cNvPr id="62911" name="ba-4-photo-7-1783474856769.jpeg"/>
                           <pic:cNvPicPr/>
                         </pic:nvPicPr>
                         <pic:blipFill>
-                          <a:blip r:embed="R8840c40db2c3429d"/>
+                          <a:blip r:embed="R525e5cf54c6047d2"/>
+                          <a:stretch>
+                            <a:fillRect/>
+                          </a:stretch>
+                        </pic:blipFill>
+                        <pic:spPr>
+                          <a:xfrm>
+                            <a:off x="0" y="0"/>
+                            <a:ext cx="1330960" cy="1918500"/>
+                          </a:xfrm>
+                          <a:prstGeom prst="rect">
+                            <a:avLst/>
+                          </a:prstGeom>
+                        </pic:spPr>
+                      </pic:pic>
+                    </a:graphicData>
+                  </a:graphic>
+                </wp:inline>
+              </w:drawing>
+            </w:r>
+          </w:p>
+        </w:tc>
+        <w:tc>
+          <w:tcPr>
+            <w:tcW w:w="2256" w:type="dxa"/>
+            <w:tcBorders>
+              <w:top w:val="none" w:sz="0"/>
+              <w:bottom w:val="none" w:sz="0"/>
+              <w:left w:val="none" w:sz="0"/>
+              <w:right w:val="none" w:sz="0"/>
+            </w:tcBorders>
+            <w:tcMar>
+              <w:top w:w="0" w:type="dxa"/>
+              <w:bottom w:w="0" w:type="dxa"/>
+              <w:left w:w="80" w:type="dxa"/>
+              <w:right w:w="80" w:type="dxa"/>
+            </w:tcMar>
+            <w:vAlign w:val="center"/>
+          </w:tcPr>
+          <w:p>
+            <w:pPr>
+              <w:jc w:val="center"/>
+              <w:spacing w:before="0" w:after="0"/>
+            </w:pPr>
+            <w:r>
+              <w:drawing>
+                <wp:inline distT="0" distB="0" distL="0" distR="0">
+                  <wp:extent cx="1330960" cy="1478460"/>
+                  <wp:effectExtent l="0" t="0" r="0" b="0"/>
+                  <wp:docPr id="62912" name="ba-4-photo-8-1783474856779.jpeg"/>
+                  <wp:cNvGraphicFramePr>
+                    <a:graphicFrameLocks noChangeAspect="1"/>
+                  </wp:cNvGraphicFramePr>
+                  <a:graphic>
+                    <a:graphicData uri="http://schemas.openxmlformats.org/drawingml/2006/picture">
+                      <pic:pic>
+                        <pic:nvPicPr>
+                          <pic:cNvPr id="62913" name="ba-4-photo-8-1783474856779.jpeg"/>
+                          <pic:cNvPicPr/>
+                        </pic:nvPicPr>
+                        <pic:blipFill>
+                          <a:blip r:embed="R6c24645a52134e7d"/>
                           <a:stretch>
                             <a:fillRect/>
                           </a:stretch>
@@ -4829,29 +4746,6 @@
             </w:r>
           </w:p>
         </w:tc>
-        <w:tc>
-          <w:tcPr>
-            <w:tcW w:w="2256" w:type="dxa"/>
-            <w:tcBorders>
-              <w:top w:val="none" w:sz="0"/>
-              <w:bottom w:val="none" w:sz="0"/>
-              <w:left w:val="none" w:sz="0"/>
-              <w:right w:val="none" w:sz="0"/>
-            </w:tcBorders>
-            <w:tcMar>
-              <w:top w:w="0" w:type="dxa"/>
-              <w:bottom w:w="0" w:type="dxa"/>
-              <w:left w:w="80" w:type="dxa"/>
-              <w:right w:w="80" w:type="dxa"/>
-            </w:tcMar>
-            <w:vAlign w:val="center"/>
-          </w:tcPr>
-          <w:p>
-            <w:pPr>
-              <w:spacing w:before="0" w:after="0"/>
-            </w:pPr>
-          </w:p>
-        </w:tc>
       </w:tr>
     </w:tbl>
     <w:sectPr>
@@ -4867,227 +4761,6 @@
 <file path=word/numbering.xml><?xml version="1.0" encoding="utf-8"?>
 <w:numbering xmlns:wpc="http://schemas.microsoft.com/office/word/2010/wordprocessingCanvas" xmlns:cx="http://schemas.microsoft.com/office/drawing/2014/chartex" xmlns:cx1="http://schemas.microsoft.com/office/drawing/2015/9/8/chartex" xmlns:cx2="http://schemas.microsoft.com/office/drawing/2015/10/21/chartex" xmlns:cx3="http://schemas.microsoft.com/office/drawing/2016/5/9/chartex" xmlns:cx4="http://schemas.microsoft.com/office/drawing/2016/5/10/chartex" xmlns:cx5="http://schemas.microsoft.com/office/drawing/2016/5/11/chartex" xmlns:cx6="http://schemas.microsoft.com/office/drawing/2016/5/12/chartex" xmlns:cx7="http://schemas.microsoft.com/office/drawing/2016/5/13/chartex" xmlns:cx8="http://schemas.microsoft.com/office/drawing/2016/5/14/chartex" xmlns:mc="http://schemas.openxmlformats.org/markup-compatibility/2006" xmlns:aink="http://schemas.microsoft.com/office/drawing/2016/ink" xmlns:am3d="http://schemas.microsoft.com/office/drawing/2017/model3d" xmlns:o="urn:schemas-microsoft-com:office:office" xmlns:oel="http://schemas.microsoft.com/office/2019/extlst" xmlns:r="http://schemas.openxmlformats.org/officeDocument/2006/relationships" xmlns:m="http://schemas.openxmlformats.org/officeDocument/2006/math" xmlns:v="urn:schemas-microsoft-com:vml" xmlns:wp14="http://schemas.microsoft.com/office/word/2010/wordprocessingDrawing" xmlns:wp="http://schemas.openxmlformats.org/drawingml/2006/wordprocessingDrawing" xmlns:w10="urn:schemas-microsoft-com:office:word" xmlns:w="http://schemas.openxmlformats.org/wordprocessingml/2006/main" xmlns:w14="http://schemas.microsoft.com/office/word/2010/wordml" xmlns:w15="http://schemas.microsoft.com/office/word/2012/wordml" xmlns:w16cex="http://schemas.microsoft.com/office/word/2018/wordml/cex" xmlns:w16cid="http://schemas.microsoft.com/office/word/2016/wordml/cid" xmlns:w16="http://schemas.microsoft.com/office/word/2018/wordml" xmlns:w16du="http://schemas.microsoft.com/office/word/2023/wordml/word16du" xmlns:w16sdtdh="http://schemas.microsoft.com/office/word/2020/wordml/sdtdatahash" xmlns:w16sdtfl="http://schemas.microsoft.com/office/word/2024/wordml/sdtformatlock" xmlns:w16se="http://schemas.microsoft.com/office/word/2015/wordml/symex" xmlns:wpg="http://schemas.microsoft.com/office/word/2010/wordprocessingGroup" xmlns:wpi="http://schemas.microsoft.com/office/word/2010/wordprocessingInk" xmlns:wne="http://schemas.microsoft.com/office/word/2006/wordml" xmlns:wps="http://schemas.microsoft.com/office/word/2010/wordprocessingShape" mc:Ignorable="w14 w15 w16se w16cid w16 w16cex w16sdtdh w16sdtfl w16du wp14">
   <w:abstractNum w:abstractNumId="0" w15:restartNumberingAfterBreak="0">
-    <w:nsid w:val="07B846C9"/>
-    <w:multiLevelType w:val="hybridMultilevel"/>
-    <w:tmpl w:val="7B5038A4"/>
-    <w:lvl w:ilvl="0" w:tplc="7390BFB8">
-      <w:start w:val="1"/>
-      <w:numFmt w:val="upperRoman"/>
-      <w:lvlText w:val="%1."/>
-      <w:lvlJc w:val="left"/>
-      <w:pPr>
-        <w:ind w:left="814"/>
-      </w:pPr>
-      <w:rPr>
-        <w:rFonts w:ascii="Arial" w:eastAsia="Arial" w:hAnsi="Arial" w:cs="Arial"/>
-        <w:b/>
-        <w:bCs/>
-        <w:i w:val="0"/>
-        <w:strike w:val="0"/>
-        <w:dstrike w:val="0"/>
-        <w:color w:val="000000"/>
-        <w:sz w:val="20"/>
-        <w:szCs w:val="20"/>
-        <w:u w:val="none" w:color="000000"/>
-        <w:bdr w:val="none" w:sz="0" w:space="0" w:color="auto"/>
-        <w:shd w:val="clear" w:color="auto" w:fill="auto"/>
-        <w:vertAlign w:val="baseline"/>
-      </w:rPr>
-    </w:lvl>
-    <w:lvl w:ilvl="1" w:tplc="987075EC">
-      <w:start w:val="1"/>
-      <w:numFmt w:val="lowerLetter"/>
-      <w:lvlText w:val="%2"/>
-      <w:lvlJc w:val="left"/>
-      <w:pPr>
-        <w:ind w:left="1416"/>
-      </w:pPr>
-      <w:rPr>
-        <w:rFonts w:ascii="Arial" w:eastAsia="Arial" w:hAnsi="Arial" w:cs="Arial"/>
-        <w:b/>
-        <w:bCs/>
-        <w:i w:val="0"/>
-        <w:strike w:val="0"/>
-        <w:dstrike w:val="0"/>
-        <w:color w:val="000000"/>
-        <w:sz w:val="20"/>
-        <w:szCs w:val="20"/>
-        <w:u w:val="none" w:color="000000"/>
-        <w:bdr w:val="none" w:sz="0" w:space="0" w:color="auto"/>
-        <w:shd w:val="clear" w:color="auto" w:fill="auto"/>
-        <w:vertAlign w:val="baseline"/>
-      </w:rPr>
-    </w:lvl>
-    <w:lvl w:ilvl="2" w:tplc="650E2008">
-      <w:start w:val="1"/>
-      <w:numFmt w:val="lowerRoman"/>
-      <w:lvlText w:val="%3"/>
-      <w:lvlJc w:val="left"/>
-      <w:pPr>
-        <w:ind w:left="2136"/>
-      </w:pPr>
-      <w:rPr>
-        <w:rFonts w:ascii="Arial" w:eastAsia="Arial" w:hAnsi="Arial" w:cs="Arial"/>
-        <w:b/>
-        <w:bCs/>
-        <w:i w:val="0"/>
-        <w:strike w:val="0"/>
-        <w:dstrike w:val="0"/>
-        <w:color w:val="000000"/>
-        <w:sz w:val="20"/>
-        <w:szCs w:val="20"/>
-        <w:u w:val="none" w:color="000000"/>
-        <w:bdr w:val="none" w:sz="0" w:space="0" w:color="auto"/>
-        <w:shd w:val="clear" w:color="auto" w:fill="auto"/>
-        <w:vertAlign w:val="baseline"/>
-      </w:rPr>
-    </w:lvl>
-    <w:lvl w:ilvl="3" w:tplc="4C40BB4C">
-      <w:start w:val="1"/>
-      <w:numFmt w:val="decimal"/>
-      <w:lvlText w:val="%4"/>
-      <w:lvlJc w:val="left"/>
-      <w:pPr>
-        <w:ind w:left="2856"/>
-      </w:pPr>
-      <w:rPr>
-        <w:rFonts w:ascii="Arial" w:eastAsia="Arial" w:hAnsi="Arial" w:cs="Arial"/>
-        <w:b/>
-        <w:bCs/>
-        <w:i w:val="0"/>
-        <w:strike w:val="0"/>
-        <w:dstrike w:val="0"/>
-        <w:color w:val="000000"/>
-        <w:sz w:val="20"/>
-        <w:szCs w:val="20"/>
-        <w:u w:val="none" w:color="000000"/>
-        <w:bdr w:val="none" w:sz="0" w:space="0" w:color="auto"/>
-        <w:shd w:val="clear" w:color="auto" w:fill="auto"/>
-        <w:vertAlign w:val="baseline"/>
-      </w:rPr>
-    </w:lvl>
-    <w:lvl w:ilvl="4" w:tplc="F266C106">
-      <w:start w:val="1"/>
-      <w:numFmt w:val="lowerLetter"/>
-      <w:lvlText w:val="%5"/>
-      <w:lvlJc w:val="left"/>
-      <w:pPr>
-        <w:ind w:left="3576"/>
-      </w:pPr>
-      <w:rPr>
-        <w:rFonts w:ascii="Arial" w:eastAsia="Arial" w:hAnsi="Arial" w:cs="Arial"/>
-        <w:b/>
-        <w:bCs/>
-        <w:i w:val="0"/>
-        <w:strike w:val="0"/>
-        <w:dstrike w:val="0"/>
-        <w:color w:val="000000"/>
-        <w:sz w:val="20"/>
-        <w:szCs w:val="20"/>
-        <w:u w:val="none" w:color="000000"/>
-        <w:bdr w:val="none" w:sz="0" w:space="0" w:color="auto"/>
-        <w:shd w:val="clear" w:color="auto" w:fill="auto"/>
-        <w:vertAlign w:val="baseline"/>
-      </w:rPr>
-    </w:lvl>
-    <w:lvl w:ilvl="5" w:tplc="A27E6CCA">
-      <w:start w:val="1"/>
-      <w:numFmt w:val="lowerRoman"/>
-      <w:lvlText w:val="%6"/>
-      <w:lvlJc w:val="left"/>
-      <w:pPr>
-        <w:ind w:left="4296"/>
-      </w:pPr>
-      <w:rPr>
-        <w:rFonts w:ascii="Arial" w:eastAsia="Arial" w:hAnsi="Arial" w:cs="Arial"/>
-        <w:b/>
-        <w:bCs/>
-        <w:i w:val="0"/>
-        <w:strike w:val="0"/>
-        <w:dstrike w:val="0"/>
-        <w:color w:val="000000"/>
-        <w:sz w:val="20"/>
-        <w:szCs w:val="20"/>
-        <w:u w:val="none" w:color="000000"/>
-        <w:bdr w:val="none" w:sz="0" w:space="0" w:color="auto"/>
-        <w:shd w:val="clear" w:color="auto" w:fill="auto"/>
-        <w:vertAlign w:val="baseline"/>
-      </w:rPr>
-    </w:lvl>
-    <w:lvl w:ilvl="6" w:tplc="20801AF0">
-      <w:start w:val="1"/>
-      <w:numFmt w:val="decimal"/>
-      <w:lvlText w:val="%7"/>
-      <w:lvlJc w:val="left"/>
-      <w:pPr>
-        <w:ind w:left="5016"/>
-      </w:pPr>
-      <w:rPr>
-        <w:rFonts w:ascii="Arial" w:eastAsia="Arial" w:hAnsi="Arial" w:cs="Arial"/>
-        <w:b/>
-        <w:bCs/>
-        <w:i w:val="0"/>
-        <w:strike w:val="0"/>
-        <w:dstrike w:val="0"/>
-        <w:color w:val="000000"/>
-        <w:sz w:val="20"/>
-        <w:szCs w:val="20"/>
-        <w:u w:val="none" w:color="000000"/>
-        <w:bdr w:val="none" w:sz="0" w:space="0" w:color="auto"/>
-        <w:shd w:val="clear" w:color="auto" w:fill="auto"/>
-        <w:vertAlign w:val="baseline"/>
-      </w:rPr>
-    </w:lvl>
-    <w:lvl w:ilvl="7" w:tplc="C80CF35C">
-      <w:start w:val="1"/>
-      <w:numFmt w:val="lowerLetter"/>
-      <w:lvlText w:val="%8"/>
-      <w:lvlJc w:val="left"/>
-      <w:pPr>
-        <w:ind w:left="5736"/>
-      </w:pPr>
-      <w:rPr>
-        <w:rFonts w:ascii="Arial" w:eastAsia="Arial" w:hAnsi="Arial" w:cs="Arial"/>
-        <w:b/>
-        <w:bCs/>
-        <w:i w:val="0"/>
-        <w:strike w:val="0"/>
-        <w:dstrike w:val="0"/>
-        <w:color w:val="000000"/>
-        <w:sz w:val="20"/>
-        <w:szCs w:val="20"/>
-        <w:u w:val="none" w:color="000000"/>
-        <w:bdr w:val="none" w:sz="0" w:space="0" w:color="auto"/>
-        <w:shd w:val="clear" w:color="auto" w:fill="auto"/>
-        <w:vertAlign w:val="baseline"/>
-      </w:rPr>
-    </w:lvl>
-    <w:lvl w:ilvl="8" w:tplc="B62A0FAE">
-      <w:start w:val="1"/>
-      <w:numFmt w:val="lowerRoman"/>
-      <w:lvlText w:val="%9"/>
-      <w:lvlJc w:val="left"/>
-      <w:pPr>
-        <w:ind w:left="6456"/>
-      </w:pPr>
-      <w:rPr>
-        <w:rFonts w:ascii="Arial" w:eastAsia="Arial" w:hAnsi="Arial" w:cs="Arial"/>
-        <w:b/>
-        <w:bCs/>
-        <w:i w:val="0"/>
-        <w:strike w:val="0"/>
-        <w:dstrike w:val="0"/>
-        <w:color w:val="000000"/>
-        <w:sz w:val="20"/>
-        <w:szCs w:val="20"/>
-        <w:u w:val="none" w:color="000000"/>
-        <w:bdr w:val="none" w:sz="0" w:space="0" w:color="auto"/>
-        <w:shd w:val="clear" w:color="auto" w:fill="auto"/>
-        <w:vertAlign w:val="baseline"/>
-      </w:rPr>
-    </w:lvl>
-  </w:abstractNum>
-  <w:abstractNum w:abstractNumId="1" w15:restartNumberingAfterBreak="0">
     <w:nsid w:val="23720D96"/>
     <w:multiLevelType w:val="hybridMultilevel"/>
     <w:tmpl w:val="AF82BDEC"/>
@@ -5174,9 +4847,6 @@
     </w:lvl>
   </w:abstractNum>
   <w:num w:numId="1" w16cid:durableId="222570238">
-    <w:abstractNumId w:val="1"/>
-  </w:num>
-  <w:num w:numId="2" w16cid:durableId="846092921">
     <w:abstractNumId w:val="0"/>
   </w:num>
 </w:numbering>
